--- a/src/main/resources/doc/analysis.docx
+++ b/src/main/resources/doc/analysis.docx
@@ -265,8 +265,6 @@
           <w:lang w:val="en-US" w:eastAsia="zh-CN" w:bidi="ar"/>
         </w:rPr>
       </w:pPr>
-      <w:bookmarkStart w:id="0" w:name="_GoBack"/>
-      <w:bookmarkEnd w:id="0"/>
     </w:p>
     <w:p>
       <w:pPr>
@@ -293,14 +291,11 @@
     </w:p>
     <w:p>
       <w:pPr>
-        <w:numPr>
-          <w:ilvl w:val="0"/>
-          <w:numId w:val="0"/>
-        </w:numPr>
-        <w:spacing w:line="10" w:lineRule="atLeast"/>
         <w:jc w:val="center"/>
         <w:rPr>
           <w:rFonts w:hint="eastAsia" w:ascii="仿宋" w:hAnsi="仿宋" w:eastAsia="仿宋" w:cs="仿宋"/>
+          <w:b w:val="0"/>
+          <w:bCs w:val="0"/>
           <w:sz w:val="24"/>
           <w:szCs w:val="24"/>
           <w:lang w:val="en-US" w:eastAsia="zh-CN"/>
@@ -308,32 +303,32 @@
       </w:pPr>
       <w:r>
         <w:rPr>
-          <w:rFonts w:hint="default" w:ascii="宋体" w:hAnsi="宋体" w:eastAsia="宋体" w:cs="宋体"/>
-          <w:b/>
-          <w:bCs/>
-          <w:sz w:val="16"/>
-          <w:szCs w:val="16"/>
+          <w:rFonts w:hint="default" w:ascii="仿宋" w:hAnsi="仿宋" w:eastAsia="仿宋" w:cs="仿宋"/>
+          <w:b w:val="0"/>
+          <w:bCs w:val="0"/>
+          <w:sz w:val="24"/>
+          <w:szCs w:val="24"/>
         </w:rPr>
         <w:t>${</w:t>
       </w:r>
       <w:r>
         <w:rPr>
-          <w:rFonts w:hint="eastAsia" w:ascii="宋体" w:hAnsi="宋体" w:cs="宋体"/>
-          <w:b/>
-          <w:bCs/>
-          <w:sz w:val="16"/>
-          <w:szCs w:val="16"/>
+          <w:rFonts w:hint="eastAsia" w:ascii="仿宋" w:hAnsi="仿宋" w:eastAsia="仿宋" w:cs="仿宋"/>
+          <w:b w:val="0"/>
+          <w:bCs w:val="0"/>
+          <w:sz w:val="24"/>
+          <w:szCs w:val="24"/>
           <w:lang w:val="en-US" w:eastAsia="zh-CN"/>
         </w:rPr>
         <w:t>DistrictFault</w:t>
       </w:r>
       <w:r>
         <w:rPr>
-          <w:rFonts w:hint="default" w:ascii="宋体" w:hAnsi="宋体" w:eastAsia="宋体" w:cs="宋体"/>
-          <w:b/>
-          <w:bCs/>
-          <w:sz w:val="16"/>
-          <w:szCs w:val="16"/>
+          <w:rFonts w:hint="default" w:ascii="仿宋" w:hAnsi="仿宋" w:eastAsia="仿宋" w:cs="仿宋"/>
+          <w:b w:val="0"/>
+          <w:bCs w:val="0"/>
+          <w:sz w:val="24"/>
+          <w:szCs w:val="24"/>
         </w:rPr>
         <w:t>}</w:t>
       </w:r>
@@ -360,6 +355,8 @@
         <w:jc w:val="center"/>
         <w:rPr>
           <w:rFonts w:hint="eastAsia" w:ascii="仿宋" w:hAnsi="仿宋" w:eastAsia="仿宋" w:cs="仿宋"/>
+          <w:b w:val="0"/>
+          <w:bCs w:val="0"/>
           <w:sz w:val="24"/>
           <w:szCs w:val="24"/>
           <w:lang w:val="en-US" w:eastAsia="zh-CN"/>
@@ -367,32 +364,32 @@
       </w:pPr>
       <w:r>
         <w:rPr>
-          <w:rFonts w:hint="default" w:ascii="宋体" w:hAnsi="宋体" w:eastAsia="宋体" w:cs="宋体"/>
-          <w:b/>
-          <w:bCs/>
-          <w:sz w:val="16"/>
-          <w:szCs w:val="16"/>
+          <w:rFonts w:hint="default" w:ascii="仿宋" w:hAnsi="仿宋" w:eastAsia="仿宋" w:cs="仿宋"/>
+          <w:b w:val="0"/>
+          <w:bCs w:val="0"/>
+          <w:sz w:val="24"/>
+          <w:szCs w:val="24"/>
         </w:rPr>
         <w:t>${</w:t>
       </w:r>
       <w:r>
         <w:rPr>
-          <w:rFonts w:hint="eastAsia" w:ascii="宋体" w:hAnsi="宋体" w:cs="宋体"/>
-          <w:b/>
-          <w:bCs/>
-          <w:sz w:val="16"/>
-          <w:szCs w:val="16"/>
+          <w:rFonts w:hint="eastAsia" w:ascii="仿宋" w:hAnsi="仿宋" w:eastAsia="仿宋" w:cs="仿宋"/>
+          <w:b w:val="0"/>
+          <w:bCs w:val="0"/>
+          <w:sz w:val="24"/>
+          <w:szCs w:val="24"/>
           <w:lang w:val="en-US" w:eastAsia="zh-CN"/>
         </w:rPr>
         <w:t>ElevatorTypeStats</w:t>
       </w:r>
       <w:r>
         <w:rPr>
-          <w:rFonts w:hint="default" w:ascii="宋体" w:hAnsi="宋体" w:eastAsia="宋体" w:cs="宋体"/>
-          <w:b/>
-          <w:bCs/>
-          <w:sz w:val="16"/>
-          <w:szCs w:val="16"/>
+          <w:rFonts w:hint="default" w:ascii="仿宋" w:hAnsi="仿宋" w:eastAsia="仿宋" w:cs="仿宋"/>
+          <w:b w:val="0"/>
+          <w:bCs w:val="0"/>
+          <w:sz w:val="24"/>
+          <w:szCs w:val="24"/>
         </w:rPr>
         <w:t>}</w:t>
       </w:r>
@@ -438,17 +435,26 @@
     </w:p>
     <w:p>
       <w:pPr>
+        <w:jc w:val="center"/>
         <w:rPr>
           <w:rFonts w:hint="eastAsia" w:ascii="仿宋" w:hAnsi="仿宋" w:eastAsia="仿宋" w:cs="仿宋"/>
-          <w:i w:val="0"/>
-          <w:color w:val="000000"/>
-          <w:kern w:val="0"/>
+          <w:b w:val="0"/>
+          <w:bCs w:val="0"/>
           <w:sz w:val="24"/>
           <w:szCs w:val="24"/>
-          <w:u w:val="none"/>
-          <w:lang w:val="en-US" w:eastAsia="zh-CN" w:bidi="ar"/>
+          <w:lang w:val="en-US" w:eastAsia="zh-CN"/>
         </w:rPr>
       </w:pPr>
+      <w:r>
+        <w:rPr>
+          <w:rFonts w:hint="default" w:ascii="仿宋" w:hAnsi="仿宋" w:eastAsia="仿宋" w:cs="仿宋"/>
+          <w:b w:val="0"/>
+          <w:bCs w:val="0"/>
+          <w:sz w:val="24"/>
+          <w:szCs w:val="24"/>
+        </w:rPr>
+        <w:t>${MaintenanceUnitFaultRate}</w:t>
+      </w:r>
     </w:p>
     <w:p>
       <w:pPr>
@@ -475,6 +481,7 @@
     </w:p>
     <w:p>
       <w:pPr>
+        <w:jc w:val="center"/>
         <w:rPr>
           <w:rFonts w:hint="eastAsia" w:ascii="仿宋" w:hAnsi="仿宋" w:eastAsia="仿宋" w:cs="仿宋"/>
           <w:i w:val="0"/>
@@ -486,6 +493,37 @@
           <w:lang w:val="en-US" w:eastAsia="zh-CN" w:bidi="ar"/>
         </w:rPr>
       </w:pPr>
+      <w:r>
+        <w:rPr>
+          <w:rFonts w:hint="eastAsia" w:ascii="仿宋" w:hAnsi="仿宋" w:eastAsia="仿宋" w:cs="仿宋"/>
+          <w:b w:val="0"/>
+          <w:bCs w:val="0"/>
+          <w:sz w:val="24"/>
+          <w:szCs w:val="24"/>
+        </w:rPr>
+        <w:t>${</w:t>
+      </w:r>
+      <w:r>
+        <w:rPr>
+          <w:rFonts w:hint="eastAsia" w:ascii="仿宋" w:hAnsi="仿宋" w:eastAsia="仿宋" w:cs="仿宋"/>
+          <w:b w:val="0"/>
+          <w:bCs w:val="0"/>
+          <w:sz w:val="24"/>
+          <w:szCs w:val="24"/>
+          <w:lang w:val="en-US" w:eastAsia="zh-CN"/>
+        </w:rPr>
+        <w:t>Brand</w:t>
+      </w:r>
+      <w:r>
+        <w:rPr>
+          <w:rFonts w:hint="eastAsia" w:ascii="仿宋" w:hAnsi="仿宋" w:eastAsia="仿宋" w:cs="仿宋"/>
+          <w:b w:val="0"/>
+          <w:bCs w:val="0"/>
+          <w:sz w:val="24"/>
+          <w:szCs w:val="24"/>
+        </w:rPr>
+        <w:t>FaultRate}</w:t>
+      </w:r>
     </w:p>
     <w:p>
       <w:pPr>
@@ -516,10 +554,12 @@
         <w:keepLines w:val="0"/>
         <w:widowControl/>
         <w:suppressLineNumbers w:val="0"/>
-        <w:jc w:val="both"/>
+        <w:jc w:val="center"/>
         <w:textAlignment w:val="center"/>
         <w:rPr>
           <w:rFonts w:hint="eastAsia" w:ascii="仿宋" w:hAnsi="仿宋" w:eastAsia="仿宋" w:cs="仿宋"/>
+          <w:b w:val="0"/>
+          <w:bCs w:val="0"/>
           <w:i w:val="0"/>
           <w:color w:val="000000"/>
           <w:kern w:val="0"/>
@@ -529,6 +569,16 @@
           <w:lang w:val="en-US" w:eastAsia="zh-CN" w:bidi="ar"/>
         </w:rPr>
       </w:pPr>
+      <w:r>
+        <w:rPr>
+          <w:rFonts w:hint="eastAsia" w:ascii="仿宋" w:hAnsi="仿宋" w:eastAsia="仿宋" w:cs="仿宋"/>
+          <w:b w:val="0"/>
+          <w:bCs w:val="0"/>
+          <w:sz w:val="24"/>
+          <w:szCs w:val="24"/>
+        </w:rPr>
+        <w:t>${UsingUnitFaultRate}</w:t>
+      </w:r>
     </w:p>
     <w:p>
       <w:pPr>
@@ -569,816 +619,31 @@
     </w:p>
     <w:p>
       <w:pPr>
-        <w:jc w:val="both"/>
+        <w:keepNext w:val="0"/>
+        <w:keepLines w:val="0"/>
+        <w:widowControl/>
+        <w:suppressLineNumbers w:val="0"/>
+        <w:jc w:val="center"/>
+        <w:textAlignment w:val="center"/>
         <w:rPr>
           <w:rFonts w:hint="eastAsia" w:ascii="仿宋" w:hAnsi="仿宋" w:eastAsia="仿宋" w:cs="仿宋"/>
+          <w:b w:val="0"/>
+          <w:bCs w:val="0"/>
           <w:sz w:val="24"/>
           <w:szCs w:val="24"/>
           <w:lang w:eastAsia="zh-CN"/>
         </w:rPr>
       </w:pPr>
-    </w:p>
-    <w:tbl>
-      <w:tblPr>
-        <w:tblStyle w:val="13"/>
-        <w:tblW w:w="10823" w:type="dxa"/>
-        <w:jc w:val="center"/>
-        <w:tblBorders>
-          <w:top w:val="single" w:color="auto" w:sz="4" w:space="0"/>
-          <w:left w:val="single" w:color="auto" w:sz="4" w:space="0"/>
-          <w:bottom w:val="single" w:color="auto" w:sz="4" w:space="0"/>
-          <w:right w:val="single" w:color="auto" w:sz="4" w:space="0"/>
-          <w:insideH w:val="single" w:color="auto" w:sz="4" w:space="0"/>
-          <w:insideV w:val="single" w:color="auto" w:sz="4" w:space="0"/>
-        </w:tblBorders>
-        <w:tblLayout w:type="fixed"/>
-        <w:tblCellMar>
-          <w:top w:w="0" w:type="dxa"/>
-          <w:left w:w="108" w:type="dxa"/>
-          <w:bottom w:w="0" w:type="dxa"/>
-          <w:right w:w="108" w:type="dxa"/>
-        </w:tblCellMar>
-      </w:tblPr>
-      <w:tblGrid>
-        <w:gridCol w:w="1057"/>
-        <w:gridCol w:w="850"/>
-        <w:gridCol w:w="956"/>
-        <w:gridCol w:w="995"/>
-        <w:gridCol w:w="1270"/>
-        <w:gridCol w:w="1314"/>
-        <w:gridCol w:w="1301"/>
-        <w:gridCol w:w="1527"/>
-        <w:gridCol w:w="1553"/>
-      </w:tblGrid>
-      <w:tr>
-        <w:trPr>
-          <w:trHeight w:val="23" w:hRule="atLeast"/>
-          <w:jc w:val="center"/>
-        </w:trPr>
-        <w:tc>
-          <w:tcPr>
-            <w:tcW w:w="1057" w:type="dxa"/>
-            <w:vAlign w:val="top"/>
-          </w:tcPr>
-          <w:p>
-            <w:pPr>
-              <w:keepNext w:val="0"/>
-              <w:keepLines w:val="0"/>
-              <w:widowControl/>
-              <w:suppressLineNumbers w:val="0"/>
-              <w:jc w:val="center"/>
-              <w:textAlignment w:val="center"/>
-              <w:rPr>
-                <w:rFonts w:hint="eastAsia" w:ascii="仿宋" w:hAnsi="仿宋" w:eastAsia="仿宋" w:cs="仿宋"/>
-                <w:i w:val="0"/>
-                <w:color w:val="000000"/>
-                <w:kern w:val="0"/>
-                <w:sz w:val="24"/>
-                <w:szCs w:val="24"/>
-                <w:u w:val="none"/>
-                <w:lang w:val="en-US" w:eastAsia="zh-CN" w:bidi="ar"/>
-              </w:rPr>
-            </w:pPr>
-            <w:r>
-              <w:rPr>
-                <w:rFonts w:hint="eastAsia" w:ascii="仿宋" w:hAnsi="仿宋" w:eastAsia="仿宋" w:cs="仿宋"/>
-                <w:i w:val="0"/>
-                <w:color w:val="000000"/>
-                <w:kern w:val="0"/>
-                <w:sz w:val="24"/>
-                <w:szCs w:val="24"/>
-                <w:u w:val="none"/>
-                <w:lang w:val="en-US" w:eastAsia="zh-CN" w:bidi="ar"/>
-              </w:rPr>
-              <w:t>处置事件总数（起）</w:t>
-            </w:r>
-          </w:p>
-        </w:tc>
-        <w:tc>
-          <w:tcPr>
-            <w:tcW w:w="850" w:type="dxa"/>
-            <w:vAlign w:val="top"/>
-          </w:tcPr>
-          <w:p>
-            <w:pPr>
-              <w:keepNext w:val="0"/>
-              <w:keepLines w:val="0"/>
-              <w:widowControl/>
-              <w:suppressLineNumbers w:val="0"/>
-              <w:jc w:val="center"/>
-              <w:textAlignment w:val="center"/>
-              <w:rPr>
-                <w:rFonts w:hint="eastAsia" w:ascii="仿宋" w:hAnsi="仿宋" w:eastAsia="仿宋" w:cs="仿宋"/>
-                <w:i w:val="0"/>
-                <w:color w:val="000000"/>
-                <w:kern w:val="0"/>
-                <w:sz w:val="24"/>
-                <w:szCs w:val="24"/>
-                <w:u w:val="none"/>
-                <w:lang w:val="en-US" w:eastAsia="zh-CN" w:bidi="ar"/>
-              </w:rPr>
-            </w:pPr>
-            <w:r>
-              <w:rPr>
-                <w:rFonts w:hint="eastAsia" w:ascii="仿宋" w:hAnsi="仿宋" w:eastAsia="仿宋" w:cs="仿宋"/>
-                <w:i w:val="0"/>
-                <w:color w:val="000000"/>
-                <w:kern w:val="0"/>
-                <w:sz w:val="24"/>
-                <w:szCs w:val="24"/>
-                <w:u w:val="none"/>
-                <w:lang w:val="en-US" w:eastAsia="zh-CN" w:bidi="ar"/>
-              </w:rPr>
-              <w:t>困人（起）</w:t>
-            </w:r>
-          </w:p>
-        </w:tc>
-        <w:tc>
-          <w:tcPr>
-            <w:tcW w:w="956" w:type="dxa"/>
-            <w:vAlign w:val="top"/>
-          </w:tcPr>
-          <w:p>
-            <w:pPr>
-              <w:keepNext w:val="0"/>
-              <w:keepLines w:val="0"/>
-              <w:widowControl/>
-              <w:suppressLineNumbers w:val="0"/>
-              <w:jc w:val="center"/>
-              <w:textAlignment w:val="center"/>
-              <w:rPr>
-                <w:rFonts w:hint="eastAsia" w:ascii="仿宋" w:hAnsi="仿宋" w:eastAsia="仿宋" w:cs="仿宋"/>
-                <w:i w:val="0"/>
-                <w:color w:val="000000"/>
-                <w:kern w:val="0"/>
-                <w:sz w:val="24"/>
-                <w:szCs w:val="24"/>
-                <w:u w:val="none"/>
-                <w:lang w:val="en-US" w:eastAsia="zh-CN" w:bidi="ar"/>
-              </w:rPr>
-            </w:pPr>
-            <w:r>
-              <w:rPr>
-                <w:rFonts w:hint="eastAsia" w:ascii="仿宋" w:hAnsi="仿宋" w:eastAsia="仿宋" w:cs="仿宋"/>
-                <w:i w:val="0"/>
-                <w:color w:val="000000"/>
-                <w:kern w:val="0"/>
-                <w:sz w:val="24"/>
-                <w:szCs w:val="24"/>
-                <w:u w:val="none"/>
-                <w:lang w:val="en-US" w:eastAsia="zh-CN" w:bidi="ar"/>
-              </w:rPr>
-              <w:t>非困人（起）</w:t>
-            </w:r>
-          </w:p>
-        </w:tc>
-        <w:tc>
-          <w:tcPr>
-            <w:tcW w:w="995" w:type="dxa"/>
-            <w:vAlign w:val="top"/>
-          </w:tcPr>
-          <w:p>
-            <w:pPr>
-              <w:keepNext w:val="0"/>
-              <w:keepLines w:val="0"/>
-              <w:widowControl/>
-              <w:suppressLineNumbers w:val="0"/>
-              <w:jc w:val="center"/>
-              <w:textAlignment w:val="center"/>
-              <w:rPr>
-                <w:rFonts w:hint="eastAsia" w:ascii="仿宋" w:hAnsi="仿宋" w:eastAsia="仿宋" w:cs="仿宋"/>
-                <w:i w:val="0"/>
-                <w:color w:val="000000"/>
-                <w:kern w:val="0"/>
-                <w:sz w:val="24"/>
-                <w:szCs w:val="24"/>
-                <w:u w:val="none"/>
-                <w:lang w:val="en-US" w:eastAsia="zh-CN" w:bidi="ar"/>
-              </w:rPr>
-            </w:pPr>
-            <w:r>
-              <w:rPr>
-                <w:rFonts w:hint="eastAsia" w:ascii="仿宋" w:hAnsi="仿宋" w:eastAsia="仿宋" w:cs="仿宋"/>
-                <w:i w:val="0"/>
-                <w:color w:val="000000"/>
-                <w:kern w:val="0"/>
-                <w:sz w:val="24"/>
-                <w:szCs w:val="24"/>
-                <w:u w:val="none"/>
-                <w:lang w:val="en-US" w:eastAsia="zh-CN" w:bidi="ar"/>
-              </w:rPr>
-              <w:t>其他（起）</w:t>
-            </w:r>
-          </w:p>
-        </w:tc>
-        <w:tc>
-          <w:tcPr>
-            <w:tcW w:w="1270" w:type="dxa"/>
-            <w:vAlign w:val="top"/>
-          </w:tcPr>
-          <w:p>
-            <w:pPr>
-              <w:keepNext w:val="0"/>
-              <w:keepLines w:val="0"/>
-              <w:widowControl/>
-              <w:suppressLineNumbers w:val="0"/>
-              <w:jc w:val="center"/>
-              <w:textAlignment w:val="center"/>
-              <w:rPr>
-                <w:rFonts w:hint="eastAsia" w:ascii="仿宋" w:hAnsi="仿宋" w:eastAsia="仿宋" w:cs="仿宋"/>
-                <w:i w:val="0"/>
-                <w:color w:val="000000"/>
-                <w:kern w:val="0"/>
-                <w:sz w:val="24"/>
-                <w:szCs w:val="24"/>
-                <w:u w:val="none"/>
-                <w:lang w:val="en-US" w:eastAsia="zh-CN" w:bidi="ar"/>
-              </w:rPr>
-            </w:pPr>
-            <w:r>
-              <w:rPr>
-                <w:rFonts w:hint="eastAsia" w:ascii="仿宋" w:hAnsi="仿宋" w:eastAsia="仿宋" w:cs="仿宋"/>
-                <w:i w:val="0"/>
-                <w:color w:val="000000"/>
-                <w:kern w:val="0"/>
-                <w:sz w:val="24"/>
-                <w:szCs w:val="24"/>
-                <w:u w:val="none"/>
-                <w:lang w:val="en-US" w:eastAsia="zh-CN" w:bidi="ar"/>
-              </w:rPr>
-              <w:t>困人救援到达现场平均用时（分钟）</w:t>
-            </w:r>
-          </w:p>
-        </w:tc>
-        <w:tc>
-          <w:tcPr>
-            <w:tcW w:w="1314" w:type="dxa"/>
-            <w:vAlign w:val="top"/>
-          </w:tcPr>
-          <w:p>
-            <w:pPr>
-              <w:keepNext w:val="0"/>
-              <w:keepLines w:val="0"/>
-              <w:widowControl/>
-              <w:suppressLineNumbers w:val="0"/>
-              <w:jc w:val="center"/>
-              <w:textAlignment w:val="center"/>
-              <w:rPr>
-                <w:rFonts w:hint="eastAsia" w:ascii="仿宋" w:hAnsi="仿宋" w:eastAsia="仿宋" w:cs="仿宋"/>
-                <w:i w:val="0"/>
-                <w:color w:val="000000"/>
-                <w:kern w:val="0"/>
-                <w:sz w:val="24"/>
-                <w:szCs w:val="24"/>
-                <w:u w:val="none"/>
-                <w:lang w:val="en-US" w:eastAsia="zh-CN" w:bidi="ar"/>
-              </w:rPr>
-            </w:pPr>
-            <w:r>
-              <w:rPr>
-                <w:rFonts w:hint="eastAsia" w:ascii="仿宋" w:hAnsi="仿宋" w:eastAsia="仿宋" w:cs="仿宋"/>
-                <w:i w:val="0"/>
-                <w:color w:val="000000"/>
-                <w:kern w:val="0"/>
-                <w:sz w:val="24"/>
-                <w:szCs w:val="24"/>
-                <w:u w:val="none"/>
-                <w:lang w:val="en-US" w:eastAsia="zh-CN" w:bidi="ar"/>
-              </w:rPr>
-              <w:t>非困人救援到达现场平均用时（分钟）</w:t>
-            </w:r>
-          </w:p>
-        </w:tc>
-        <w:tc>
-          <w:tcPr>
-            <w:tcW w:w="1301" w:type="dxa"/>
-            <w:vAlign w:val="top"/>
-          </w:tcPr>
-          <w:p>
-            <w:pPr>
-              <w:keepNext w:val="0"/>
-              <w:keepLines w:val="0"/>
-              <w:widowControl/>
-              <w:suppressLineNumbers w:val="0"/>
-              <w:jc w:val="center"/>
-              <w:textAlignment w:val="center"/>
-              <w:rPr>
-                <w:rFonts w:hint="eastAsia" w:ascii="仿宋" w:hAnsi="仿宋" w:eastAsia="仿宋" w:cs="仿宋"/>
-                <w:i w:val="0"/>
-                <w:color w:val="000000"/>
-                <w:kern w:val="0"/>
-                <w:sz w:val="24"/>
-                <w:szCs w:val="24"/>
-                <w:u w:val="none"/>
-                <w:lang w:val="en-US" w:eastAsia="zh-CN" w:bidi="ar"/>
-              </w:rPr>
-            </w:pPr>
-            <w:r>
-              <w:rPr>
-                <w:rFonts w:hint="eastAsia" w:ascii="仿宋" w:hAnsi="仿宋" w:eastAsia="仿宋" w:cs="仿宋"/>
-                <w:i w:val="0"/>
-                <w:color w:val="000000"/>
-                <w:kern w:val="0"/>
-                <w:sz w:val="24"/>
-                <w:szCs w:val="24"/>
-                <w:u w:val="none"/>
-                <w:lang w:val="en-US" w:eastAsia="zh-CN" w:bidi="ar"/>
-              </w:rPr>
-              <w:t>解救被困人数（人）</w:t>
-            </w:r>
-          </w:p>
-        </w:tc>
-        <w:tc>
-          <w:tcPr>
-            <w:tcW w:w="1527" w:type="dxa"/>
-            <w:vAlign w:val="top"/>
-          </w:tcPr>
-          <w:p>
-            <w:pPr>
-              <w:keepNext w:val="0"/>
-              <w:keepLines w:val="0"/>
-              <w:widowControl/>
-              <w:suppressLineNumbers w:val="0"/>
-              <w:jc w:val="center"/>
-              <w:textAlignment w:val="center"/>
-              <w:rPr>
-                <w:rFonts w:hint="eastAsia" w:ascii="仿宋" w:hAnsi="仿宋" w:eastAsia="仿宋" w:cs="仿宋"/>
-                <w:i w:val="0"/>
-                <w:color w:val="000000"/>
-                <w:kern w:val="0"/>
-                <w:sz w:val="24"/>
-                <w:szCs w:val="24"/>
-                <w:u w:val="none"/>
-                <w:lang w:val="en-US" w:eastAsia="zh-CN" w:bidi="ar"/>
-              </w:rPr>
-            </w:pPr>
-            <w:r>
-              <w:rPr>
-                <w:rFonts w:hint="eastAsia" w:ascii="仿宋" w:hAnsi="仿宋" w:eastAsia="仿宋" w:cs="仿宋"/>
-                <w:i w:val="0"/>
-                <w:color w:val="000000"/>
-                <w:kern w:val="0"/>
-                <w:sz w:val="24"/>
-                <w:szCs w:val="24"/>
-                <w:u w:val="none"/>
-                <w:lang w:val="en-US" w:eastAsia="zh-CN" w:bidi="ar"/>
-              </w:rPr>
-              <w:t>实施救援平均用时（分钟）</w:t>
-            </w:r>
-          </w:p>
-        </w:tc>
-        <w:tc>
-          <w:tcPr>
-            <w:tcW w:w="1553" w:type="dxa"/>
-            <w:vAlign w:val="top"/>
-          </w:tcPr>
-          <w:p>
-            <w:pPr>
-              <w:keepNext w:val="0"/>
-              <w:keepLines w:val="0"/>
-              <w:widowControl/>
-              <w:suppressLineNumbers w:val="0"/>
-              <w:jc w:val="center"/>
-              <w:textAlignment w:val="center"/>
-              <w:rPr>
-                <w:rFonts w:hint="eastAsia" w:ascii="仿宋" w:hAnsi="仿宋" w:eastAsia="仿宋" w:cs="仿宋"/>
-                <w:i w:val="0"/>
-                <w:color w:val="000000"/>
-                <w:kern w:val="0"/>
-                <w:sz w:val="24"/>
-                <w:szCs w:val="24"/>
-                <w:u w:val="none"/>
-                <w:lang w:val="en-US" w:eastAsia="zh-CN" w:bidi="ar"/>
-              </w:rPr>
-            </w:pPr>
-            <w:r>
-              <w:rPr>
-                <w:rFonts w:hint="eastAsia" w:ascii="仿宋" w:hAnsi="仿宋" w:eastAsia="仿宋" w:cs="仿宋"/>
-                <w:i w:val="0"/>
-                <w:color w:val="000000"/>
-                <w:kern w:val="0"/>
-                <w:sz w:val="24"/>
-                <w:szCs w:val="24"/>
-                <w:u w:val="none"/>
-                <w:lang w:val="en-US" w:eastAsia="zh-CN" w:bidi="ar"/>
-              </w:rPr>
-              <w:t>故障维修平均用时</w:t>
-            </w:r>
-          </w:p>
-          <w:p>
-            <w:pPr>
-              <w:keepNext w:val="0"/>
-              <w:keepLines w:val="0"/>
-              <w:widowControl/>
-              <w:suppressLineNumbers w:val="0"/>
-              <w:jc w:val="center"/>
-              <w:textAlignment w:val="center"/>
-              <w:rPr>
-                <w:rFonts w:hint="eastAsia" w:ascii="仿宋" w:hAnsi="仿宋" w:eastAsia="仿宋" w:cs="仿宋"/>
-                <w:i w:val="0"/>
-                <w:color w:val="000000"/>
-                <w:kern w:val="0"/>
-                <w:sz w:val="24"/>
-                <w:szCs w:val="24"/>
-                <w:u w:val="none"/>
-                <w:lang w:val="en-US" w:eastAsia="zh-CN" w:bidi="ar"/>
-              </w:rPr>
-            </w:pPr>
-            <w:r>
-              <w:rPr>
-                <w:rFonts w:hint="eastAsia" w:ascii="仿宋" w:hAnsi="仿宋" w:eastAsia="仿宋" w:cs="仿宋"/>
-                <w:i w:val="0"/>
-                <w:color w:val="000000"/>
-                <w:kern w:val="0"/>
-                <w:sz w:val="24"/>
-                <w:szCs w:val="24"/>
-                <w:u w:val="none"/>
-                <w:lang w:val="en-US" w:eastAsia="zh-CN" w:bidi="ar"/>
-              </w:rPr>
-              <w:t>（分钟）</w:t>
-            </w:r>
-          </w:p>
-        </w:tc>
-      </w:tr>
-      <w:tr>
-        <w:trPr>
-          <w:trHeight w:val="23" w:hRule="atLeast"/>
-          <w:jc w:val="center"/>
-        </w:trPr>
-        <w:tc>
-          <w:tcPr>
-            <w:tcW w:w="1057" w:type="dxa"/>
-            <w:vAlign w:val="top"/>
-          </w:tcPr>
-          <w:p>
-            <w:pPr>
-              <w:keepNext w:val="0"/>
-              <w:keepLines w:val="0"/>
-              <w:widowControl/>
-              <w:suppressLineNumbers w:val="0"/>
-              <w:jc w:val="center"/>
-              <w:textAlignment w:val="center"/>
-              <w:rPr>
-                <w:rFonts w:hint="eastAsia" w:ascii="仿宋" w:hAnsi="仿宋" w:eastAsia="仿宋" w:cs="仿宋"/>
-                <w:i w:val="0"/>
-                <w:color w:val="000000"/>
-                <w:kern w:val="0"/>
-                <w:sz w:val="24"/>
-                <w:szCs w:val="24"/>
-                <w:u w:val="none"/>
-                <w:lang w:val="en-US" w:eastAsia="zh-CN" w:bidi="ar"/>
-              </w:rPr>
-            </w:pPr>
-            <w:r>
-              <w:rPr>
-                <w:rFonts w:hint="eastAsia" w:ascii="仿宋" w:hAnsi="仿宋" w:eastAsia="仿宋" w:cs="仿宋"/>
-                <w:i w:val="0"/>
-                <w:color w:val="000000"/>
-                <w:kern w:val="0"/>
-                <w:sz w:val="24"/>
-                <w:szCs w:val="24"/>
-                <w:u w:val="none"/>
-                <w:lang w:val="en-US" w:eastAsia="zh-CN" w:bidi="ar"/>
-              </w:rPr>
-              <w:t>36</w:t>
-            </w:r>
-          </w:p>
-        </w:tc>
-        <w:tc>
-          <w:tcPr>
-            <w:tcW w:w="850" w:type="dxa"/>
-            <w:vAlign w:val="top"/>
-          </w:tcPr>
-          <w:p>
-            <w:pPr>
-              <w:keepNext w:val="0"/>
-              <w:keepLines w:val="0"/>
-              <w:widowControl/>
-              <w:suppressLineNumbers w:val="0"/>
-              <w:jc w:val="center"/>
-              <w:textAlignment w:val="center"/>
-              <w:rPr>
-                <w:rFonts w:hint="eastAsia" w:ascii="仿宋" w:hAnsi="仿宋" w:eastAsia="仿宋" w:cs="仿宋"/>
-                <w:i w:val="0"/>
-                <w:color w:val="000000"/>
-                <w:kern w:val="0"/>
-                <w:sz w:val="24"/>
-                <w:szCs w:val="24"/>
-                <w:u w:val="none"/>
-                <w:lang w:val="en-US" w:eastAsia="zh-CN" w:bidi="ar"/>
-              </w:rPr>
-            </w:pPr>
-            <w:r>
-              <w:rPr>
-                <w:rFonts w:hint="eastAsia" w:ascii="仿宋" w:hAnsi="仿宋" w:eastAsia="仿宋" w:cs="仿宋"/>
-                <w:i w:val="0"/>
-                <w:color w:val="000000"/>
-                <w:kern w:val="0"/>
-                <w:sz w:val="24"/>
-                <w:szCs w:val="24"/>
-                <w:u w:val="none"/>
-                <w:lang w:val="en-US" w:eastAsia="zh-CN" w:bidi="ar"/>
-              </w:rPr>
-              <w:t>13</w:t>
-            </w:r>
-          </w:p>
-        </w:tc>
-        <w:tc>
-          <w:tcPr>
-            <w:tcW w:w="956" w:type="dxa"/>
-            <w:vAlign w:val="top"/>
-          </w:tcPr>
-          <w:p>
-            <w:pPr>
-              <w:keepNext w:val="0"/>
-              <w:keepLines w:val="0"/>
-              <w:widowControl/>
-              <w:suppressLineNumbers w:val="0"/>
-              <w:jc w:val="center"/>
-              <w:textAlignment w:val="center"/>
-              <w:rPr>
-                <w:rFonts w:hint="eastAsia" w:ascii="仿宋" w:hAnsi="仿宋" w:eastAsia="仿宋" w:cs="仿宋"/>
-                <w:i w:val="0"/>
-                <w:color w:val="000000"/>
-                <w:kern w:val="0"/>
-                <w:sz w:val="24"/>
-                <w:szCs w:val="24"/>
-                <w:u w:val="none"/>
-                <w:lang w:val="en-US" w:eastAsia="zh-CN" w:bidi="ar"/>
-              </w:rPr>
-            </w:pPr>
-            <w:r>
-              <w:rPr>
-                <w:rFonts w:hint="eastAsia" w:ascii="仿宋" w:hAnsi="仿宋" w:eastAsia="仿宋" w:cs="仿宋"/>
-                <w:i w:val="0"/>
-                <w:color w:val="000000"/>
-                <w:kern w:val="0"/>
-                <w:sz w:val="24"/>
-                <w:szCs w:val="24"/>
-                <w:u w:val="none"/>
-                <w:lang w:val="en-US" w:eastAsia="zh-CN" w:bidi="ar"/>
-              </w:rPr>
-              <w:t>20</w:t>
-            </w:r>
-          </w:p>
-        </w:tc>
-        <w:tc>
-          <w:tcPr>
-            <w:tcW w:w="995" w:type="dxa"/>
-            <w:vAlign w:val="top"/>
-          </w:tcPr>
-          <w:p>
-            <w:pPr>
-              <w:keepNext w:val="0"/>
-              <w:keepLines w:val="0"/>
-              <w:widowControl/>
-              <w:suppressLineNumbers w:val="0"/>
-              <w:jc w:val="center"/>
-              <w:textAlignment w:val="center"/>
-              <w:rPr>
-                <w:rFonts w:hint="eastAsia" w:ascii="仿宋" w:hAnsi="仿宋" w:eastAsia="仿宋" w:cs="仿宋"/>
-                <w:i w:val="0"/>
-                <w:color w:val="000000"/>
-                <w:kern w:val="0"/>
-                <w:sz w:val="24"/>
-                <w:szCs w:val="24"/>
-                <w:u w:val="none"/>
-                <w:lang w:val="en-US" w:eastAsia="zh-CN" w:bidi="ar"/>
-              </w:rPr>
-            </w:pPr>
-            <w:r>
-              <w:rPr>
-                <w:rFonts w:hint="eastAsia" w:ascii="仿宋" w:hAnsi="仿宋" w:eastAsia="仿宋" w:cs="仿宋"/>
-                <w:i w:val="0"/>
-                <w:color w:val="000000"/>
-                <w:kern w:val="0"/>
-                <w:sz w:val="24"/>
-                <w:szCs w:val="24"/>
-                <w:u w:val="none"/>
-                <w:lang w:val="en-US" w:eastAsia="zh-CN" w:bidi="ar"/>
-              </w:rPr>
-              <w:t>3</w:t>
-            </w:r>
-          </w:p>
-        </w:tc>
-        <w:tc>
-          <w:tcPr>
-            <w:tcW w:w="1270" w:type="dxa"/>
-            <w:vAlign w:val="top"/>
-          </w:tcPr>
-          <w:p>
-            <w:pPr>
-              <w:keepNext w:val="0"/>
-              <w:keepLines w:val="0"/>
-              <w:widowControl/>
-              <w:suppressLineNumbers w:val="0"/>
-              <w:jc w:val="center"/>
-              <w:textAlignment w:val="center"/>
-              <w:rPr>
-                <w:rFonts w:hint="eastAsia" w:ascii="仿宋" w:hAnsi="仿宋" w:eastAsia="仿宋" w:cs="仿宋"/>
-                <w:i w:val="0"/>
-                <w:color w:val="000000"/>
-                <w:kern w:val="0"/>
-                <w:sz w:val="24"/>
-                <w:szCs w:val="24"/>
-                <w:u w:val="none"/>
-                <w:lang w:val="en-US" w:eastAsia="zh-CN" w:bidi="ar"/>
-              </w:rPr>
-            </w:pPr>
-            <w:r>
-              <w:rPr>
-                <w:rFonts w:hint="eastAsia" w:ascii="仿宋" w:hAnsi="仿宋" w:eastAsia="仿宋" w:cs="仿宋"/>
-                <w:i w:val="0"/>
-                <w:color w:val="000000"/>
-                <w:kern w:val="0"/>
-                <w:sz w:val="24"/>
-                <w:szCs w:val="24"/>
-                <w:u w:val="none"/>
-                <w:lang w:val="en-US" w:eastAsia="zh-CN" w:bidi="ar"/>
-              </w:rPr>
-              <w:t>8.54</w:t>
-            </w:r>
-          </w:p>
-        </w:tc>
-        <w:tc>
-          <w:tcPr>
-            <w:tcW w:w="1314" w:type="dxa"/>
-            <w:vAlign w:val="top"/>
-          </w:tcPr>
-          <w:p>
-            <w:pPr>
-              <w:keepNext w:val="0"/>
-              <w:keepLines w:val="0"/>
-              <w:widowControl/>
-              <w:suppressLineNumbers w:val="0"/>
-              <w:jc w:val="center"/>
-              <w:textAlignment w:val="center"/>
-              <w:rPr>
-                <w:rFonts w:hint="eastAsia" w:ascii="仿宋" w:hAnsi="仿宋" w:eastAsia="仿宋" w:cs="仿宋"/>
-                <w:i w:val="0"/>
-                <w:color w:val="000000"/>
-                <w:kern w:val="0"/>
-                <w:sz w:val="24"/>
-                <w:szCs w:val="24"/>
-                <w:u w:val="none"/>
-                <w:lang w:val="en-US" w:eastAsia="zh-CN" w:bidi="ar"/>
-              </w:rPr>
-            </w:pPr>
-            <w:r>
-              <w:rPr>
-                <w:rFonts w:hint="eastAsia" w:ascii="仿宋" w:hAnsi="仿宋" w:eastAsia="仿宋" w:cs="仿宋"/>
-                <w:i w:val="0"/>
-                <w:color w:val="000000"/>
-                <w:kern w:val="0"/>
-                <w:sz w:val="24"/>
-                <w:szCs w:val="24"/>
-                <w:u w:val="none"/>
-                <w:lang w:val="en-US" w:eastAsia="zh-CN" w:bidi="ar"/>
-              </w:rPr>
-              <w:t>6.46</w:t>
-            </w:r>
-          </w:p>
-        </w:tc>
-        <w:tc>
-          <w:tcPr>
-            <w:tcW w:w="1301" w:type="dxa"/>
-            <w:vAlign w:val="top"/>
-          </w:tcPr>
-          <w:p>
-            <w:pPr>
-              <w:keepNext w:val="0"/>
-              <w:keepLines w:val="0"/>
-              <w:widowControl/>
-              <w:suppressLineNumbers w:val="0"/>
-              <w:jc w:val="center"/>
-              <w:textAlignment w:val="center"/>
-              <w:rPr>
-                <w:rFonts w:hint="eastAsia" w:ascii="仿宋" w:hAnsi="仿宋" w:eastAsia="仿宋" w:cs="仿宋"/>
-                <w:i w:val="0"/>
-                <w:color w:val="000000"/>
-                <w:kern w:val="0"/>
-                <w:sz w:val="24"/>
-                <w:szCs w:val="24"/>
-                <w:u w:val="none"/>
-                <w:lang w:val="en-US" w:eastAsia="zh-CN" w:bidi="ar"/>
-              </w:rPr>
-            </w:pPr>
-            <w:r>
-              <w:rPr>
-                <w:rFonts w:hint="eastAsia" w:ascii="仿宋" w:hAnsi="仿宋" w:eastAsia="仿宋" w:cs="仿宋"/>
-                <w:i w:val="0"/>
-                <w:color w:val="000000"/>
-                <w:kern w:val="0"/>
-                <w:sz w:val="24"/>
-                <w:szCs w:val="24"/>
-                <w:u w:val="none"/>
-                <w:lang w:val="en-US" w:eastAsia="zh-CN" w:bidi="ar"/>
-              </w:rPr>
-              <w:t>22</w:t>
-            </w:r>
-          </w:p>
-        </w:tc>
-        <w:tc>
-          <w:tcPr>
-            <w:tcW w:w="1527" w:type="dxa"/>
-            <w:vAlign w:val="top"/>
-          </w:tcPr>
-          <w:p>
-            <w:pPr>
-              <w:keepNext w:val="0"/>
-              <w:keepLines w:val="0"/>
-              <w:widowControl/>
-              <w:suppressLineNumbers w:val="0"/>
-              <w:jc w:val="center"/>
-              <w:textAlignment w:val="center"/>
-              <w:rPr>
-                <w:rFonts w:hint="eastAsia" w:ascii="仿宋" w:hAnsi="仿宋" w:eastAsia="仿宋" w:cs="仿宋"/>
-                <w:i w:val="0"/>
-                <w:color w:val="000000"/>
-                <w:kern w:val="0"/>
-                <w:sz w:val="24"/>
-                <w:szCs w:val="24"/>
-                <w:u w:val="none"/>
-                <w:lang w:val="en-US" w:eastAsia="zh-CN" w:bidi="ar"/>
-              </w:rPr>
-            </w:pPr>
-            <w:r>
-              <w:rPr>
-                <w:rFonts w:hint="eastAsia" w:ascii="仿宋" w:hAnsi="仿宋" w:eastAsia="仿宋" w:cs="仿宋"/>
-                <w:i w:val="0"/>
-                <w:color w:val="000000"/>
-                <w:kern w:val="0"/>
-                <w:sz w:val="24"/>
-                <w:szCs w:val="24"/>
-                <w:u w:val="none"/>
-                <w:lang w:val="en-US" w:eastAsia="zh-CN" w:bidi="ar"/>
-              </w:rPr>
-              <w:t>2.31</w:t>
-            </w:r>
-          </w:p>
-        </w:tc>
-        <w:tc>
-          <w:tcPr>
-            <w:tcW w:w="1553" w:type="dxa"/>
-            <w:vAlign w:val="top"/>
-          </w:tcPr>
-          <w:p>
-            <w:pPr>
-              <w:keepNext w:val="0"/>
-              <w:keepLines w:val="0"/>
-              <w:widowControl/>
-              <w:suppressLineNumbers w:val="0"/>
-              <w:jc w:val="center"/>
-              <w:textAlignment w:val="center"/>
-              <w:rPr>
-                <w:rFonts w:hint="eastAsia" w:ascii="仿宋" w:hAnsi="仿宋" w:eastAsia="仿宋" w:cs="仿宋"/>
-                <w:i w:val="0"/>
-                <w:color w:val="000000"/>
-                <w:kern w:val="0"/>
-                <w:sz w:val="24"/>
-                <w:szCs w:val="24"/>
-                <w:u w:val="none"/>
-                <w:lang w:val="en-US" w:eastAsia="zh-CN" w:bidi="ar"/>
-              </w:rPr>
-            </w:pPr>
-            <w:r>
-              <w:rPr>
-                <w:rFonts w:hint="eastAsia" w:ascii="仿宋" w:hAnsi="仿宋" w:eastAsia="仿宋" w:cs="仿宋"/>
-                <w:i w:val="0"/>
-                <w:color w:val="000000"/>
-                <w:kern w:val="0"/>
-                <w:sz w:val="24"/>
-                <w:szCs w:val="24"/>
-                <w:u w:val="none"/>
-                <w:lang w:val="en-US" w:eastAsia="zh-CN" w:bidi="ar"/>
-              </w:rPr>
-              <w:t>7.27</w:t>
-            </w:r>
-          </w:p>
-        </w:tc>
-      </w:tr>
-    </w:tbl>
-    <w:p>
-      <w:pPr>
-        <w:jc w:val="both"/>
+      <w:r>
         <w:rPr>
-          <w:rFonts w:hint="eastAsia" w:ascii="仿宋" w:hAnsi="仿宋" w:eastAsia="仿宋" w:cs="仿宋"/>
+          <w:rFonts w:hint="default" w:ascii="仿宋" w:hAnsi="仿宋" w:eastAsia="仿宋" w:cs="仿宋"/>
+          <w:b w:val="0"/>
+          <w:bCs w:val="0"/>
           <w:sz w:val="24"/>
           <w:szCs w:val="24"/>
-          <w:lang w:eastAsia="zh-CN"/>
         </w:rPr>
-      </w:pPr>
-    </w:p>
-    <w:p>
-      <w:pPr>
-        <w:jc w:val="both"/>
-        <w:rPr>
-          <w:rFonts w:hint="eastAsia" w:ascii="仿宋" w:hAnsi="仿宋" w:eastAsia="仿宋" w:cs="仿宋"/>
-          <w:sz w:val="24"/>
-          <w:szCs w:val="24"/>
-          <w:lang w:eastAsia="zh-CN"/>
-        </w:rPr>
-      </w:pPr>
+        <w:t>${WorkOrderStatistics}</w:t>
+      </w:r>
     </w:p>
     <w:p>
       <w:pPr>
@@ -1396,6 +661,8 @@
         </w:rPr>
         <w:t>电梯故障原因统计</w:t>
       </w:r>
+      <w:bookmarkStart w:id="0" w:name="_GoBack"/>
+      <w:bookmarkEnd w:id="0"/>
     </w:p>
     <w:tbl>
       <w:tblPr>

--- a/src/main/resources/doc/analysis.docx
+++ b/src/main/resources/doc/analysis.docx
@@ -661,8 +661,6 @@
         </w:rPr>
         <w:t>电梯故障原因统计</w:t>
       </w:r>
-      <w:bookmarkStart w:id="0" w:name="_GoBack"/>
-      <w:bookmarkEnd w:id="0"/>
     </w:p>
     <w:tbl>
       <w:tblPr>
@@ -17444,50 +17442,7 @@
           <w:sz w:val="18"/>
           <w:szCs w:val="18"/>
         </w:rPr>
-        <w:t>Time</w:t>
-      </w:r>
-      <w:r>
-        <w:rPr>
-          <w:rFonts w:hint="eastAsia" w:ascii="宋体" w:hAnsi="宋体" w:eastAsia="宋体" w:cs="宋体"/>
-          <w:sz w:val="18"/>
-          <w:szCs w:val="18"/>
-          <w:lang w:val="en-US" w:eastAsia="zh-CN"/>
-        </w:rPr>
-        <w:t>C</w:t>
-      </w:r>
-      <w:r>
-        <w:rPr>
-          <w:rFonts w:hint="eastAsia" w:ascii="宋体" w:hAnsi="宋体" w:eastAsia="宋体" w:cs="宋体"/>
-          <w:sz w:val="18"/>
-          <w:szCs w:val="18"/>
-        </w:rPr>
-        <w:t>onsumption</w:t>
-      </w:r>
-      <w:r>
-        <w:rPr>
-          <w:rFonts w:hint="eastAsia" w:ascii="宋体" w:hAnsi="宋体" w:eastAsia="宋体" w:cs="宋体"/>
-          <w:sz w:val="18"/>
-          <w:szCs w:val="18"/>
-          <w:lang w:val="en-US" w:eastAsia="zh-CN"/>
-        </w:rPr>
-        <w:t>S</w:t>
-      </w:r>
-      <w:r>
-        <w:rPr>
-          <w:rFonts w:hint="eastAsia" w:ascii="宋体" w:hAnsi="宋体" w:eastAsia="宋体" w:cs="宋体"/>
-          <w:sz w:val="18"/>
-          <w:szCs w:val="18"/>
-        </w:rPr>
-        <w:t>tat</w:t>
-      </w:r>
-      <w:r>
-        <w:rPr>
-          <w:rFonts w:hint="eastAsia" w:ascii="宋体" w:hAnsi="宋体" w:eastAsia="宋体" w:cs="宋体"/>
-          <w:sz w:val="18"/>
-          <w:szCs w:val="18"/>
-          <w:lang w:val="en-US" w:eastAsia="zh-CN"/>
-        </w:rPr>
-        <w:t>s</w:t>
+        <w:t>OvertimeWorkOrder</w:t>
       </w:r>
       <w:r>
         <w:rPr>
@@ -17499,6 +17454,8 @@
         </w:rPr>
         <w:t>}</w:t>
       </w:r>
+      <w:bookmarkStart w:id="0" w:name="_GoBack"/>
+      <w:bookmarkEnd w:id="0"/>
     </w:p>
     <w:p>
       <w:pPr>
